--- a/Кутыркин диплом.docx
+++ b/Кутыркин диплом.docx
@@ -12,8 +12,6 @@
           <w:szCs w:val="28"/>
         </w:rPr>
       </w:pPr>
-      <w:bookmarkStart w:id="23" w:name="_GoBack"/>
-      <w:bookmarkEnd w:id="23"/>
       <w:r>
         <w:rPr>
           <w:rFonts w:ascii="Times New Roman" w:hAnsi="Times New Roman" w:cs="Times New Roman"/>
@@ -4384,7 +4382,7 @@
           </w:tcPr>
           <w:p>
             <w:pPr>
-              <w:spacing w:line="360" w:lineRule="auto"/>
+              <w:spacing w:line="276" w:lineRule="auto"/>
               <w:rPr>
                 <w:rFonts w:ascii="Times New Roman" w:hAnsi="Times New Roman" w:cs="Times New Roman"/>
                 <w:sz w:val="28"/>
@@ -4410,7 +4408,7 @@
           </w:tcPr>
           <w:p>
             <w:pPr>
-              <w:spacing w:line="360" w:lineRule="auto"/>
+              <w:spacing w:line="276" w:lineRule="auto"/>
               <w:rPr>
                 <w:rFonts w:ascii="Times New Roman" w:hAnsi="Times New Roman" w:cs="Times New Roman"/>
                 <w:sz w:val="28"/>
@@ -4594,7 +4592,7 @@
           </w:tcPr>
           <w:p>
             <w:pPr>
-              <w:spacing w:line="360" w:lineRule="auto"/>
+              <w:spacing w:line="276" w:lineRule="auto"/>
               <w:rPr>
                 <w:rFonts w:ascii="Times New Roman" w:hAnsi="Times New Roman" w:cs="Times New Roman"/>
                 <w:sz w:val="28"/>
@@ -4620,7 +4618,7 @@
           </w:tcPr>
           <w:p>
             <w:pPr>
-              <w:spacing w:line="360" w:lineRule="auto"/>
+              <w:spacing w:line="276" w:lineRule="auto"/>
               <w:rPr>
                 <w:rFonts w:ascii="Times New Roman" w:hAnsi="Times New Roman" w:cs="Times New Roman"/>
                 <w:sz w:val="28"/>
@@ -4834,7 +4832,7 @@
           </w:tcPr>
           <w:p>
             <w:pPr>
-              <w:spacing w:line="360" w:lineRule="auto"/>
+              <w:spacing w:line="276" w:lineRule="auto"/>
               <w:rPr>
                 <w:rFonts w:ascii="Times New Roman" w:hAnsi="Times New Roman" w:cs="Times New Roman"/>
                 <w:sz w:val="28"/>
@@ -4860,7 +4858,7 @@
           </w:tcPr>
           <w:p>
             <w:pPr>
-              <w:spacing w:line="360" w:lineRule="auto"/>
+              <w:spacing w:line="276" w:lineRule="auto"/>
               <w:rPr>
                 <w:rFonts w:ascii="Times New Roman" w:hAnsi="Times New Roman" w:cs="Times New Roman"/>
                 <w:sz w:val="28"/>
@@ -4970,6 +4968,18 @@
         </w:rPr>
         <w:t>В качестве базового автоматизированного рабочего места (АРМ) для сотрудников регистратуры, врачей-трансфузиологов и лаборантов была выбрана типовая конфигурация персонального компьютера из реестра отечественного оборудования. Более подробные технические характеристики данного системного блока приведены в таблице 2.</w:t>
       </w:r>
+    </w:p>
+    <w:p>
+      <w:pPr>
+        <w:spacing w:line="360" w:lineRule="auto"/>
+        <w:ind w:firstLine="879" w:firstLineChars="314"/>
+        <w:jc w:val="both"/>
+        <w:rPr>
+          <w:rFonts w:ascii="Times New Roman" w:hAnsi="Times New Roman" w:eastAsia="SimSun" w:cs="Times New Roman"/>
+          <w:sz w:val="28"/>
+          <w:szCs w:val="28"/>
+        </w:rPr>
+      </w:pPr>
     </w:p>
     <w:p>
       <w:pPr>
@@ -5816,19 +5826,31 @@
         <w:ind w:firstLine="850"/>
         <w:jc w:val="both"/>
         <w:rPr>
-          <w:rFonts w:ascii="Times New Roman" w:hAnsi="Times New Roman" w:cs="Times New Roman"/>
-          <w:sz w:val="28"/>
-          <w:szCs w:val="28"/>
-        </w:rPr>
-      </w:pPr>
-      <w:r>
-        <w:rPr>
           <w:rFonts w:ascii="Times New Roman" w:hAnsi="Times New Roman" w:eastAsia="SimSun" w:cs="Times New Roman"/>
           <w:sz w:val="28"/>
           <w:szCs w:val="28"/>
         </w:rPr>
+      </w:pPr>
+      <w:r>
+        <w:rPr>
+          <w:rFonts w:ascii="Times New Roman" w:hAnsi="Times New Roman" w:eastAsia="SimSun" w:cs="Times New Roman"/>
+          <w:sz w:val="28"/>
+          <w:szCs w:val="28"/>
+        </w:rPr>
         <w:t>Физическое расположение серверного оборудования и коммутация автоматизированных рабочих мест в единую защищенную инфраструктуру наглядно отображены на схеме. На рисунке 3 представлена топология локальной вычислительной сети учреждения.</w:t>
       </w:r>
+    </w:p>
+    <w:p>
+      <w:pPr>
+        <w:spacing w:line="360" w:lineRule="auto"/>
+        <w:ind w:firstLine="850"/>
+        <w:jc w:val="both"/>
+        <w:rPr>
+          <w:rFonts w:ascii="Times New Roman" w:hAnsi="Times New Roman" w:cs="Times New Roman"/>
+          <w:sz w:val="28"/>
+          <w:szCs w:val="28"/>
+        </w:rPr>
+      </w:pPr>
     </w:p>
     <w:p>
       <w:pPr>
@@ -8584,8 +8606,6 @@
             <m:sty m:val="p"/>
           </m:rPr>
           <w:rPr>
-            <w:b w:val="0"/>
-            <w:i w:val="0"/>
             <w:sz w:val="32"/>
             <w:szCs w:val="28"/>
           </w:rPr>
@@ -8623,7 +8643,7 @@
           <w:sz w:val="28"/>
           <w:szCs w:val="28"/>
         </w:rPr>
-        <w:t xml:space="preserve">Где Ом – месячный оклад; </w:t>
+        <w:t xml:space="preserve">где Ом – месячный оклад; </w:t>
       </w:r>
     </w:p>
     <w:p>
@@ -8637,6 +8657,12 @@
           <w:szCs w:val="28"/>
         </w:rPr>
       </w:pPr>
+      <w:r>
+        <w:rPr>
+          <w:sz w:val="28"/>
+        </w:rPr>
+        <w:t xml:space="preserve">      </w:t>
+      </w:r>
       <m:oMath>
         <m:r>
           <m:rPr>
@@ -8644,8 +8670,6 @@
             <m:sty m:val="p"/>
           </m:rPr>
           <w:rPr>
-            <w:b w:val="0"/>
-            <w:i w:val="0"/>
             <w:sz w:val="28"/>
           </w:rPr>
           <m:t>Omin</m:t>
@@ -8675,7 +8699,7 @@
           <w:sz w:val="28"/>
           <w:szCs w:val="28"/>
         </w:rPr>
-        <w:t>Кт – тарифный коэффициент.</w:t>
+        <w:t xml:space="preserve">      Кт – тарифный коэффициент.</w:t>
       </w:r>
     </w:p>
     <w:p>
@@ -8700,7 +8724,6 @@
     <w:p>
       <w:pPr>
         <w:pStyle w:val="15"/>
-        <w:ind w:firstLine="850"/>
         <w:rPr>
           <w:rFonts w:eastAsia="SimSun"/>
           <w:sz w:val="28"/>
@@ -8753,12 +8776,6 @@
             <w:insideH w:val="single" w:color="auto" w:sz="4" w:space="0"/>
             <w:insideV w:val="single" w:color="auto" w:sz="4" w:space="0"/>
           </w:tblBorders>
-          <w:tblCellMar>
-            <w:top w:w="0" w:type="dxa"/>
-            <w:left w:w="108" w:type="dxa"/>
-            <w:bottom w:w="0" w:type="dxa"/>
-            <w:right w:w="108" w:type="dxa"/>
-          </w:tblCellMar>
         </w:tblPrEx>
         <w:tc>
           <w:tcPr>
@@ -9161,8 +9178,6 @@
             <m:sty m:val="p"/>
           </m:rPr>
           <w:rPr>
-            <w:b w:val="0"/>
-            <w:i w:val="0"/>
             <w:iCs/>
             <w:sz w:val="32"/>
             <w:szCs w:val="28"/>
@@ -9300,7 +9315,6 @@
         <w:rPr>
           <w:sz w:val="28"/>
           <w:szCs w:val="28"/>
-          <w:lang w:val="en-US"/>
         </w:rPr>
       </w:pPr>
       <w:r>
@@ -9320,7 +9334,6 @@
         <w:rPr>
           <w:sz w:val="28"/>
           <w:szCs w:val="28"/>
-          <w:lang w:val="en-US"/>
         </w:rPr>
       </w:pPr>
     </w:p>
@@ -9333,7 +9346,6 @@
         <w:rPr>
           <w:sz w:val="28"/>
           <w:szCs w:val="28"/>
-          <w:lang w:val="en-US"/>
         </w:rPr>
       </w:pPr>
     </w:p>
@@ -9514,8 +9526,6 @@
             <m:sty m:val="p"/>
           </m:rPr>
           <w:rPr>
-            <w:b w:val="0"/>
-            <w:i w:val="0"/>
             <w:sz w:val="32"/>
             <w:szCs w:val="28"/>
           </w:rPr>
@@ -9627,7 +9637,6 @@
         <w:rPr>
           <w:sz w:val="28"/>
           <w:szCs w:val="28"/>
-          <w:lang w:val="en-US"/>
         </w:rPr>
       </w:pPr>
       <w:r>
@@ -9647,7 +9656,6 @@
         <w:rPr>
           <w:sz w:val="28"/>
           <w:szCs w:val="28"/>
-          <w:lang w:val="en-US"/>
         </w:rPr>
       </w:pPr>
     </w:p>
@@ -9660,7 +9668,6 @@
         <w:rPr>
           <w:sz w:val="28"/>
           <w:szCs w:val="28"/>
-          <w:lang w:val="en-US"/>
         </w:rPr>
       </w:pPr>
     </w:p>
@@ -9747,8 +9754,6 @@
             <m:sty m:val="p"/>
           </m:rPr>
           <w:rPr>
-            <w:b w:val="0"/>
-            <w:i w:val="0"/>
             <w:sz w:val="32"/>
             <w:szCs w:val="28"/>
           </w:rPr>
@@ -9771,8 +9776,6 @@
             <m:sty m:val="p"/>
           </m:rPr>
           <w:rPr>
-            <w:b w:val="0"/>
-            <w:i w:val="0"/>
             <w:sz w:val="32"/>
             <w:szCs w:val="28"/>
           </w:rPr>
@@ -9795,8 +9798,6 @@
             <m:sty m:val="p"/>
           </m:rPr>
           <w:rPr>
-            <w:b w:val="0"/>
-            <w:i w:val="0"/>
             <w:sz w:val="32"/>
             <w:szCs w:val="28"/>
           </w:rPr>
@@ -9819,8 +9820,6 @@
             <m:sty m:val="p"/>
           </m:rPr>
           <w:rPr>
-            <w:b w:val="0"/>
-            <w:i w:val="0"/>
             <w:sz w:val="32"/>
             <w:szCs w:val="28"/>
           </w:rPr>
@@ -9922,8 +9921,6 @@
             <m:sty m:val="p"/>
           </m:rPr>
           <w:rPr>
-            <w:b w:val="0"/>
-            <w:i w:val="0"/>
             <w:iCs/>
             <w:sz w:val="32"/>
             <w:szCs w:val="28"/>
@@ -10378,13 +10375,13 @@
           <w:sz w:val="28"/>
           <w:szCs w:val="28"/>
         </w:rPr>
-        <w:t xml:space="preserve">Чернышев, С. А. Принципы, паттерны и методологии разработки программного обеспечения : учебник для среднего профессионального образования / С. А. Чернышев. — Москва : Издательство Юрайт, 2026. — 176 с. — (Профессиональное образование). — ISBN 978-5-534-18705-2. — Текст : электронный // Образовательная платформа Юрайт [сайт]. — URL: </w:t>
+        <w:t xml:space="preserve">Приказ Минздрава России от 28.10.2020 N 1166н «Об утверждении порядка прохождения донорами медицинского обследования и перечня медицинских противопоказаний для сдачи крови и (или) ее компонентов». — Текст : электронный // КонсультантПлюс [сайт]. — URL: </w:t>
       </w:r>
       <w:r>
         <w:fldChar w:fldCharType="begin"/>
       </w:r>
       <w:r>
-        <w:instrText xml:space="preserve"> HYPERLINK "https://urait.ru/bcode/589664" \t "_blank" </w:instrText>
+        <w:instrText xml:space="preserve"> HYPERLINK "http://www.consultant.ru/document/cons_doc_LAW_368940/" \t "_blank" </w:instrText>
       </w:r>
       <w:r>
         <w:fldChar w:fldCharType="separate"/>
@@ -10395,7 +10392,7 @@
           <w:sz w:val="28"/>
           <w:szCs w:val="28"/>
         </w:rPr>
-        <w:t>https://urait.ru/bcode/589664</w:t>
+        <w:t>http://www.consultant.ru/document/cons_doc_LAW_368940/</w:t>
       </w:r>
       <w:r>
         <w:rPr>
@@ -10425,13 +10422,13 @@
           <w:sz w:val="28"/>
           <w:szCs w:val="28"/>
         </w:rPr>
-        <w:t xml:space="preserve">Троелсен, Э. Язык программирования C# 9 и платформа .NET 5 : основные принципы и практики программирования / Э. Троелсен, Ф. Джепикс. — Москва : Диалектика, 2021. — 1328 с. — Текст : электронный // Издательство «Диалектика» [сайт]. — URL: </w:t>
+        <w:t xml:space="preserve">Федеральный закон «О персональных данных» от 27.07.2006 N 152-ФЗ (последняя редакция). — Текст : электронный // КонсультантПлюс [сайт]. — URL: </w:t>
       </w:r>
       <w:r>
         <w:fldChar w:fldCharType="begin"/>
       </w:r>
       <w:r>
-        <w:instrText xml:space="preserve"> HYPERLINK "https://www.google.com/search?q=https://www.dialektika.com/books/978-5-907327-01-2.html" \t "_blank" </w:instrText>
+        <w:instrText xml:space="preserve"> HYPERLINK "http://www.consultant.ru/document/cons_doc_LAW_61801/" \t "_blank" </w:instrText>
       </w:r>
       <w:r>
         <w:fldChar w:fldCharType="separate"/>
@@ -10442,7 +10439,7 @@
           <w:sz w:val="28"/>
           <w:szCs w:val="28"/>
         </w:rPr>
-        <w:t>https://www.dialektika.com/books/978-5-907327-01-2.html</w:t>
+        <w:t>http://www.consultant.ru/document/cons_doc_LAW_61801/</w:t>
       </w:r>
       <w:r>
         <w:rPr>
@@ -10472,13 +10469,13 @@
           <w:sz w:val="28"/>
           <w:szCs w:val="28"/>
         </w:rPr>
-        <w:t xml:space="preserve">Рихтер, Дж. CLR via C#. Программирование на платформе Microsoft .NET Framework на языке C# / Дж. Рихтер. — Санкт-Петербург : Питер, 2020. — 896 с. — Текст : электронный // Издательство «Питер» [сайт]. — URL: </w:t>
+        <w:t xml:space="preserve">Макдональд, М. WPF : Windows Presentation Foundation в .NET с примерами на C# для профессионалов / М. Макдональд. — Москва : Вильямс, 2020. — 1024 с. — Текст : электронный // ЛитРес [сайт]. — URL: </w:t>
       </w:r>
       <w:r>
         <w:fldChar w:fldCharType="begin"/>
       </w:r>
       <w:r>
-        <w:instrText xml:space="preserve"> HYPERLINK "https://www.google.com/search?q=https://www.piter.com/collection/all/product/clr-via-c-programmirovanie-na-platforme-microsoft-net-framework-4-5-na-yazyke-c-4-e-izd" \t "_blank" </w:instrText>
+        <w:instrText xml:space="preserve"> HYPERLINK "https://www.google.com/search?q=https://www.litres.ru/book/metyu-makdonald/wpf-windows-presentation-foundation-v-net-4-5-s-primeram-18151410/" \t "_blank" </w:instrText>
       </w:r>
       <w:r>
         <w:fldChar w:fldCharType="separate"/>
@@ -10489,7 +10486,7 @@
           <w:sz w:val="28"/>
           <w:szCs w:val="28"/>
         </w:rPr>
-        <w:t>https://www.piter.com/collection/all/product/clr-via-c-programmirovanie-na-platforme-microsoft-net-framework-4-5-na-yazyke-c-4-e-izd</w:t>
+        <w:t>https://www.litres.ru/book/metyu-makdonald/wpf-windows-presentation-foundation-v-net-4-5-s-primeram-18151410/</w:t>
       </w:r>
       <w:r>
         <w:rPr>
@@ -10566,13 +10563,13 @@
           <w:sz w:val="28"/>
           <w:szCs w:val="28"/>
         </w:rPr>
-        <w:t xml:space="preserve">Макдональд, М. WPF : Windows Presentation Foundation в .NET с примерами на C# для профессионалов / М. Макдональд. — Москва : Вильямс, 2020. — 1024 с. — Текст : электронный // ЛитРес [сайт]. — URL: </w:t>
+        <w:t xml:space="preserve">Официальная документация Microsoft по платформе .NET и технологии WPF. — Текст : электронный // Microsoft Learn [сайт]. — URL: </w:t>
       </w:r>
       <w:r>
         <w:fldChar w:fldCharType="begin"/>
       </w:r>
       <w:r>
-        <w:instrText xml:space="preserve"> HYPERLINK "https://www.google.com/search?q=https://www.litres.ru/book/metyu-makdonald/wpf-windows-presentation-foundation-v-net-4-5-s-primeram-18151410/" \t "_blank" </w:instrText>
+        <w:instrText xml:space="preserve"> HYPERLINK "https://learn.microsoft.com/ru-ru/dotnet/desktop/wpf/" \t "_blank" </w:instrText>
       </w:r>
       <w:r>
         <w:fldChar w:fldCharType="separate"/>
@@ -10583,7 +10580,7 @@
           <w:sz w:val="28"/>
           <w:szCs w:val="28"/>
         </w:rPr>
-        <w:t>https://www.litres.ru/book/metyu-makdonald/wpf-windows-presentation-foundation-v-net-4-5-s-primeram-18151410/</w:t>
+        <w:t>https://learn.microsoft.com/ru-ru/dotnet/desktop/wpf/</w:t>
       </w:r>
       <w:r>
         <w:rPr>
@@ -10613,13 +10610,13 @@
           <w:sz w:val="28"/>
           <w:szCs w:val="28"/>
         </w:rPr>
-        <w:t xml:space="preserve">Официальная документация Microsoft по платформе .NET и технологии WPF. — Текст : электронный // Microsoft Learn [сайт]. — URL: </w:t>
+        <w:t xml:space="preserve">Официальный репозиторий библиотеки ClosedXML для работы со спецификацией OpenXML. — Текст : электронный // GitHub [сайт]. — URL: </w:t>
       </w:r>
       <w:r>
         <w:fldChar w:fldCharType="begin"/>
       </w:r>
       <w:r>
-        <w:instrText xml:space="preserve"> HYPERLINK "https://learn.microsoft.com/ru-ru/dotnet/desktop/wpf/" \t "_blank" </w:instrText>
+        <w:instrText xml:space="preserve"> HYPERLINK "https://github.com/ClosedXML/ClosedXML" \t "_blank" </w:instrText>
       </w:r>
       <w:r>
         <w:fldChar w:fldCharType="separate"/>
@@ -10630,7 +10627,7 @@
           <w:sz w:val="28"/>
           <w:szCs w:val="28"/>
         </w:rPr>
-        <w:t>https://learn.microsoft.com/ru-ru/dotnet/desktop/wpf/</w:t>
+        <w:t>https://github.com/ClosedXML/ClosedXML</w:t>
       </w:r>
       <w:r>
         <w:rPr>
@@ -10660,13 +10657,13 @@
           <w:sz w:val="28"/>
           <w:szCs w:val="28"/>
         </w:rPr>
-        <w:t xml:space="preserve">Руководство по Entity Framework Core и доступу к данным. — Текст : электронный // Microsoft Learn [сайт]. — URL: </w:t>
+        <w:t xml:space="preserve">Официальный репозиторий графической библиотеки LiveCharts2. — Текст : электронный // GitHub [сайт]. — URL: </w:t>
       </w:r>
       <w:r>
         <w:fldChar w:fldCharType="begin"/>
       </w:r>
       <w:r>
-        <w:instrText xml:space="preserve"> HYPERLINK "https://learn.microsoft.com/ru-ru/ef/core/" \t "_blank" </w:instrText>
+        <w:instrText xml:space="preserve"> HYPERLINK "https://github.com/beto-rodriguez/LiveCharts2" \t "_blank" </w:instrText>
       </w:r>
       <w:r>
         <w:fldChar w:fldCharType="separate"/>
@@ -10677,7 +10674,7 @@
           <w:sz w:val="28"/>
           <w:szCs w:val="28"/>
         </w:rPr>
-        <w:t>https://learn.microsoft.com/ru-ru/ef/core/</w:t>
+        <w:t>https://github.com/beto-rodriguez/LiveCharts2</w:t>
       </w:r>
       <w:r>
         <w:rPr>
@@ -10707,13 +10704,13 @@
           <w:sz w:val="28"/>
           <w:szCs w:val="28"/>
         </w:rPr>
-        <w:t xml:space="preserve">Официальный репозиторий графической библиотеки LiveCharts2. — Текст : электронный // GitHub [сайт]. — URL: </w:t>
+        <w:t xml:space="preserve">Рихтер, Дж. CLR via C#. Программирование на платформе Microsoft .NET Framework на языке C# / Дж. Рихтер. — Санкт-Петербург : Питер, 2020. — 896 с. — Текст : электронный // Издательство «Питер» [сайт]. — URL: </w:t>
       </w:r>
       <w:r>
         <w:fldChar w:fldCharType="begin"/>
       </w:r>
       <w:r>
-        <w:instrText xml:space="preserve"> HYPERLINK "https://github.com/beto-rodriguez/LiveCharts2" \t "_blank" </w:instrText>
+        <w:instrText xml:space="preserve"> HYPERLINK "https://www.google.com/search?q=https://www.piter.com/collection/all/product/clr-via-c-programmirovanie-na-platforme-microsoft-net-framework-4-5-na-yazyke-c-4-e-izd" \t "_blank" </w:instrText>
       </w:r>
       <w:r>
         <w:fldChar w:fldCharType="separate"/>
@@ -10724,7 +10721,7 @@
           <w:sz w:val="28"/>
           <w:szCs w:val="28"/>
         </w:rPr>
-        <w:t>https://github.com/beto-rodriguez/LiveCharts2</w:t>
+        <w:t>https://www.piter.com/collection/all/product/clr-via-c-programmirovanie-na-platforme-microsoft-net-framework-4-5-na-yazyke-c-4-e-izd</w:t>
       </w:r>
       <w:r>
         <w:rPr>
@@ -10754,13 +10751,13 @@
           <w:sz w:val="28"/>
           <w:szCs w:val="28"/>
         </w:rPr>
-        <w:t xml:space="preserve">Официальный репозиторий библиотеки ClosedXML для работы со спецификацией OpenXML. — Текст : электронный // GitHub [сайт]. — URL: </w:t>
+        <w:t xml:space="preserve">Руководство по Entity Framework Core и доступу к данным. — Текст : электронный // Microsoft Learn [сайт]. — URL: </w:t>
       </w:r>
       <w:r>
         <w:fldChar w:fldCharType="begin"/>
       </w:r>
       <w:r>
-        <w:instrText xml:space="preserve"> HYPERLINK "https://github.com/ClosedXML/ClosedXML" \t "_blank" </w:instrText>
+        <w:instrText xml:space="preserve"> HYPERLINK "https://learn.microsoft.com/ru-ru/ef/core/" \t "_blank" </w:instrText>
       </w:r>
       <w:r>
         <w:fldChar w:fldCharType="separate"/>
@@ -10771,7 +10768,7 @@
           <w:sz w:val="28"/>
           <w:szCs w:val="28"/>
         </w:rPr>
-        <w:t>https://github.com/ClosedXML/ClosedXML</w:t>
+        <w:t>https://learn.microsoft.com/ru-ru/ef/core/</w:t>
       </w:r>
       <w:r>
         <w:rPr>
@@ -10801,13 +10798,13 @@
           <w:sz w:val="28"/>
           <w:szCs w:val="28"/>
         </w:rPr>
-        <w:t xml:space="preserve">Федеральный закон «О персональных данных» от 27.07.2006 N 152-ФЗ (последняя редакция). — Текст : электронный // КонсультантПлюс [сайт]. — URL: </w:t>
+        <w:t xml:space="preserve">Троелсен, Э. Язык программирования C# 9 и платформа .NET 5 : основные принципы и практики программирования / Э. Троелсен, Ф. Джепикс. — Москва : Диалектика, 2021. — 1328 с. — Текст : электронный // Издательство «Диалектика» [сайт]. — URL: </w:t>
       </w:r>
       <w:r>
         <w:fldChar w:fldCharType="begin"/>
       </w:r>
       <w:r>
-        <w:instrText xml:space="preserve"> HYPERLINK "http://www.consultant.ru/document/cons_doc_LAW_61801/" \t "_blank" </w:instrText>
+        <w:instrText xml:space="preserve"> HYPERLINK "https://www.google.com/search?q=https://www.dialektika.com/books/978-5-907327-01-2.html" \t "_blank" </w:instrText>
       </w:r>
       <w:r>
         <w:fldChar w:fldCharType="separate"/>
@@ -10818,7 +10815,7 @@
           <w:sz w:val="28"/>
           <w:szCs w:val="28"/>
         </w:rPr>
-        <w:t>http://www.consultant.ru/document/cons_doc_LAW_61801/</w:t>
+        <w:t>https://www.dialektika.com/books/978-5-907327-01-2.html</w:t>
       </w:r>
       <w:r>
         <w:rPr>
@@ -10848,13 +10845,13 @@
           <w:sz w:val="28"/>
           <w:szCs w:val="28"/>
         </w:rPr>
-        <w:t xml:space="preserve">Приказ Минздрава России от 28.10.2020 N 1166н «Об утверждении порядка прохождения донорами медицинского обследования и перечня медицинских противопоказаний для сдачи крови и (или) ее компонентов». — Текст : электронный // КонсультантПлюс [сайт]. — URL: </w:t>
+        <w:t xml:space="preserve">Чернышев, С. А. Принципы, паттерны и методологии разработки программного обеспечения : учебник для среднего профессионального образования / С. А. Чернышев. — Москва : Издательство Юрайт, 2026. — 176 с. — (Профессиональное образование). — ISBN 978-5-534-18705-2. — Текст : электронный // Образовательная платформа Юрайт [сайт]. — URL: </w:t>
       </w:r>
       <w:r>
         <w:fldChar w:fldCharType="begin"/>
       </w:r>
       <w:r>
-        <w:instrText xml:space="preserve"> HYPERLINK "http://www.consultant.ru/document/cons_doc_LAW_368940/" \t "_blank" </w:instrText>
+        <w:instrText xml:space="preserve"> HYPERLINK "https://urait.ru/bcode/589664" \t "_blank" </w:instrText>
       </w:r>
       <w:r>
         <w:fldChar w:fldCharType="separate"/>
@@ -10865,7 +10862,7 @@
           <w:sz w:val="28"/>
           <w:szCs w:val="28"/>
         </w:rPr>
-        <w:t>http://www.consultant.ru/document/cons_doc_LAW_368940/</w:t>
+        <w:t>https://urait.ru/bcode/589664</w:t>
       </w:r>
       <w:r>
         <w:rPr>
@@ -10875,6 +10872,21 @@
         </w:rPr>
         <w:fldChar w:fldCharType="end"/>
       </w:r>
+    </w:p>
+    <w:p>
+      <w:pPr>
+        <w:pStyle w:val="15"/>
+        <w:numPr>
+          <w:ilvl w:val="0"/>
+          <w:numId w:val="10"/>
+        </w:numPr>
+        <w:spacing w:line="360" w:lineRule="auto"/>
+        <w:ind w:left="0" w:firstLine="850"/>
+        <w:rPr>
+          <w:sz w:val="28"/>
+          <w:szCs w:val="28"/>
+        </w:rPr>
+      </w:pPr>
       <w:r>
         <w:rPr>
           <w:sz w:val="28"/>
@@ -11847,15 +11859,17 @@
     </w:p>
     <w:p>
       <w:pPr>
-        <w:spacing w:line="360" w:lineRule="auto"/>
-        <w:jc w:val="left"/>
+        <w:spacing w:line="276" w:lineRule="auto"/>
+        <w:jc w:val="both"/>
         <w:rPr>
           <w:rFonts w:ascii="Times New Roman" w:hAnsi="Times New Roman" w:eastAsia="SimSun" w:cs="Times New Roman"/>
-          <w:sz w:val="28"/>
-          <w:szCs w:val="28"/>
+          <w:sz w:val="24"/>
+          <w:szCs w:val="24"/>
           <w:lang w:val="en-US"/>
         </w:rPr>
       </w:pPr>
+      <w:bookmarkStart w:id="23" w:name="_GoBack"/>
+      <w:bookmarkEnd w:id="23"/>
     </w:p>
     <w:sectPr>
       <w:footerReference r:id="rId4" w:type="first"/>
@@ -13290,7 +13304,7 @@
       <w:trPr>
         <w:gridAfter w:val="1"/>
         <w:wAfter w:w="11" w:type="dxa"/>
-        <w:trHeight w:val="283" w:hRule="atLeast"/>
+        <w:trHeight w:val="361" w:hRule="atLeast"/>
       </w:trPr>
       <w:tc>
         <w:tcPr>
@@ -13542,7 +13556,7 @@
       <w:trPr>
         <w:gridAfter w:val="1"/>
         <w:wAfter w:w="11" w:type="dxa"/>
-        <w:trHeight w:val="283" w:hRule="atLeast"/>
+        <w:trHeight w:val="361" w:hRule="atLeast"/>
       </w:trPr>
       <w:tc>
         <w:tcPr>
@@ -13809,7 +13823,7 @@
       <w:trPr>
         <w:gridAfter w:val="1"/>
         <w:wAfter w:w="11" w:type="dxa"/>
-        <w:trHeight w:val="595" w:hRule="atLeast"/>
+        <w:trHeight w:val="361" w:hRule="atLeast"/>
       </w:trPr>
       <w:tc>
         <w:tcPr>
@@ -13985,7 +13999,7 @@
       <w:trPr>
         <w:gridAfter w:val="1"/>
         <w:wAfter w:w="11" w:type="dxa"/>
-        <w:trHeight w:val="283" w:hRule="atLeast"/>
+        <w:trHeight w:val="361" w:hRule="atLeast"/>
       </w:trPr>
       <w:tc>
         <w:tcPr>
@@ -14736,7 +14750,7 @@
     <w:lsdException w:qFormat="1" w:unhideWhenUsed="0" w:uiPriority="10" w:semiHidden="0" w:name="Title"/>
     <w:lsdException w:uiPriority="99" w:name="Closing"/>
     <w:lsdException w:uiPriority="99" w:name="Signature"/>
-    <w:lsdException w:qFormat="1" w:uiPriority="1" w:name="Default Paragraph Font"/>
+    <w:lsdException w:uiPriority="1" w:name="Default Paragraph Font"/>
     <w:lsdException w:uiPriority="99" w:name="Body Text"/>
     <w:lsdException w:uiPriority="99" w:name="Body Text Indent"/>
     <w:lsdException w:uiPriority="99" w:name="List Continue"/>
@@ -14900,7 +14914,6 @@
     <w:name w:val="Default Paragraph Font"/>
     <w:semiHidden/>
     <w:unhideWhenUsed/>
-    <w:qFormat/>
     <w:uiPriority w:val="1"/>
   </w:style>
   <w:style w:type="table" w:default="1" w:styleId="6">
